--- a/Primeiro Semestre/Algoritmos e Lógica De Programação/Curso Linguagem C/Resumo.docx
+++ b/Primeiro Semestre/Algoritmos e Lógica De Programação/Curso Linguagem C/Resumo.docx
@@ -633,7 +633,21 @@
           <w:sz w:val="24"/>
         </w:rPr>
         <w:tab/>
-        <w:t xml:space="preserve">() – Fazendo o prático junto, caso tenha;  </w:t>
+        <w:t>(</w:t>
+      </w:r>
+      <w:r>
+        <w:rPr>
+          <w:rFonts w:ascii="Times New Roman" w:hAnsi="Times New Roman"/>
+          <w:sz w:val="24"/>
+        </w:rPr>
+        <w:t>X</w:t>
+      </w:r>
+      <w:r>
+        <w:rPr>
+          <w:rFonts w:ascii="Times New Roman" w:hAnsi="Times New Roman"/>
+          <w:sz w:val="24"/>
+        </w:rPr>
+        <w:t xml:space="preserve">) – Fazendo o prático junto, caso tenha;  </w:t>
       </w:r>
     </w:p>
     <w:p>

--- a/Primeiro Semestre/Algoritmos e Lógica De Programação/Curso Linguagem C/Resumo.docx
+++ b/Primeiro Semestre/Algoritmos e Lógica De Programação/Curso Linguagem C/Resumo.docx
@@ -107,17 +107,880 @@
     <w:p>
       <w:pPr>
         <w:spacing w:after="0" w:line="240" w:lineRule="auto"/>
-        <w:jc w:val="center"/>
-        <w:rPr>
-          <w:rFonts w:ascii="Times New Roman" w:hAnsi="Times New Roman"/>
-          <w:sz w:val="24"/>
-        </w:rPr>
-      </w:pPr>
-    </w:p>
-    <w:p>
-      <w:pPr>
-        <w:spacing w:after="0" w:line="240" w:lineRule="auto"/>
-        <w:jc w:val="center"/>
+        <w:rPr>
+          <w:rFonts w:ascii="Times New Roman" w:hAnsi="Times New Roman"/>
+          <w:sz w:val="24"/>
+        </w:rPr>
+      </w:pPr>
+    </w:p>
+    <w:p>
+      <w:pPr>
+        <w:spacing w:after="0" w:line="240" w:lineRule="auto"/>
+        <w:jc w:val="center"/>
+        <w:rPr>
+          <w:rFonts w:ascii="Times New Roman" w:hAnsi="Times New Roman"/>
+          <w:b/>
+          <w:sz w:val="24"/>
+        </w:rPr>
+      </w:pPr>
+      <w:r>
+        <w:rPr>
+          <w:rFonts w:ascii="Times New Roman" w:hAnsi="Times New Roman"/>
+          <w:b/>
+          <w:sz w:val="24"/>
+        </w:rPr>
+        <w:t>Repetição For Linguagem C</w:t>
+      </w:r>
+    </w:p>
+    <w:p>
+      <w:pPr>
+        <w:spacing w:after="0" w:line="240" w:lineRule="auto"/>
+        <w:jc w:val="center"/>
+        <w:rPr>
+          <w:rFonts w:ascii="Times New Roman" w:hAnsi="Times New Roman"/>
+          <w:b/>
+          <w:sz w:val="24"/>
+        </w:rPr>
+      </w:pPr>
+    </w:p>
+    <w:p>
+      <w:pPr>
+        <w:spacing w:after="0" w:line="240" w:lineRule="auto"/>
+        <w:rPr>
+          <w:rFonts w:ascii="Times New Roman" w:hAnsi="Times New Roman"/>
+          <w:sz w:val="24"/>
+        </w:rPr>
+      </w:pPr>
+      <w:r>
+        <w:rPr>
+          <w:rFonts w:ascii="Times New Roman" w:hAnsi="Times New Roman"/>
+          <w:sz w:val="24"/>
+        </w:rPr>
+        <w:t>For (valor inicial; condição final; valor incremento)</w:t>
+      </w:r>
+    </w:p>
+    <w:p>
+      <w:pPr>
+        <w:spacing w:after="0" w:line="240" w:lineRule="auto"/>
+        <w:ind w:firstLine="708"/>
+        <w:rPr>
+          <w:rFonts w:ascii="Times New Roman" w:hAnsi="Times New Roman"/>
+          <w:sz w:val="24"/>
+        </w:rPr>
+      </w:pPr>
+      <w:r>
+        <w:rPr>
+          <w:rFonts w:ascii="Times New Roman" w:hAnsi="Times New Roman"/>
+          <w:sz w:val="24"/>
+        </w:rPr>
+        <w:t>{</w:t>
+      </w:r>
+    </w:p>
+    <w:p>
+      <w:pPr>
+        <w:spacing w:after="0" w:line="240" w:lineRule="auto"/>
+        <w:rPr>
+          <w:rFonts w:ascii="Times New Roman" w:hAnsi="Times New Roman"/>
+          <w:sz w:val="24"/>
+        </w:rPr>
+      </w:pPr>
+      <w:r>
+        <w:rPr>
+          <w:rFonts w:ascii="Times New Roman" w:hAnsi="Times New Roman"/>
+          <w:sz w:val="24"/>
+        </w:rPr>
+        <w:tab/>
+      </w:r>
+      <w:r>
+        <w:rPr>
+          <w:rFonts w:ascii="Times New Roman" w:hAnsi="Times New Roman"/>
+          <w:sz w:val="24"/>
+        </w:rPr>
+        <w:tab/>
+        <w:t>Instruções;</w:t>
+      </w:r>
+    </w:p>
+    <w:p>
+      <w:pPr>
+        <w:tabs>
+          <w:tab w:val="left" w:pos="1421"/>
+        </w:tabs>
+        <w:spacing w:after="0" w:line="240" w:lineRule="auto"/>
+        <w:ind w:firstLine="708"/>
+        <w:rPr>
+          <w:rFonts w:ascii="Times New Roman" w:hAnsi="Times New Roman"/>
+          <w:sz w:val="24"/>
+        </w:rPr>
+      </w:pPr>
+      <w:r>
+        <w:rPr>
+          <w:rFonts w:ascii="Times New Roman" w:hAnsi="Times New Roman"/>
+          <w:sz w:val="24"/>
+        </w:rPr>
+        <w:t>}</w:t>
+      </w:r>
+      <w:r>
+        <w:rPr>
+          <w:rFonts w:ascii="Times New Roman" w:hAnsi="Times New Roman"/>
+          <w:sz w:val="24"/>
+        </w:rPr>
+        <w:tab/>
+      </w:r>
+    </w:p>
+    <w:p>
+      <w:pPr>
+        <w:tabs>
+          <w:tab w:val="left" w:pos="1421"/>
+        </w:tabs>
+        <w:spacing w:after="0" w:line="240" w:lineRule="auto"/>
+        <w:rPr>
+          <w:rFonts w:ascii="Times New Roman" w:hAnsi="Times New Roman"/>
+          <w:sz w:val="24"/>
+        </w:rPr>
+      </w:pPr>
+    </w:p>
+    <w:p>
+      <w:pPr>
+        <w:tabs>
+          <w:tab w:val="left" w:pos="1421"/>
+        </w:tabs>
+        <w:spacing w:after="0" w:line="240" w:lineRule="auto"/>
+        <w:jc w:val="center"/>
+        <w:rPr>
+          <w:rFonts w:ascii="Times New Roman" w:hAnsi="Times New Roman"/>
+          <w:b/>
+          <w:sz w:val="24"/>
+        </w:rPr>
+      </w:pPr>
+    </w:p>
+    <w:p>
+      <w:pPr>
+        <w:tabs>
+          <w:tab w:val="left" w:pos="1421"/>
+          <w:tab w:val="center" w:pos="4252"/>
+          <w:tab w:val="left" w:pos="6265"/>
+        </w:tabs>
+        <w:spacing w:after="0" w:line="240" w:lineRule="auto"/>
+        <w:rPr>
+          <w:rFonts w:ascii="Times New Roman" w:hAnsi="Times New Roman"/>
+          <w:b/>
+          <w:sz w:val="24"/>
+        </w:rPr>
+      </w:pPr>
+      <w:r>
+        <w:rPr>
+          <w:rFonts w:ascii="Times New Roman" w:hAnsi="Times New Roman"/>
+          <w:b/>
+          <w:sz w:val="24"/>
+        </w:rPr>
+        <w:tab/>
+      </w:r>
+      <w:r>
+        <w:rPr>
+          <w:rFonts w:ascii="Times New Roman" w:hAnsi="Times New Roman"/>
+          <w:b/>
+          <w:sz w:val="24"/>
+        </w:rPr>
+        <w:tab/>
+        <w:t>Vetor – Linguagem C - Array</w:t>
+      </w:r>
+      <w:r>
+        <w:rPr>
+          <w:rFonts w:ascii="Times New Roman" w:hAnsi="Times New Roman"/>
+          <w:b/>
+          <w:sz w:val="24"/>
+        </w:rPr>
+        <w:tab/>
+      </w:r>
+    </w:p>
+    <w:p>
+      <w:pPr>
+        <w:tabs>
+          <w:tab w:val="left" w:pos="1421"/>
+        </w:tabs>
+        <w:spacing w:after="0" w:line="240" w:lineRule="auto"/>
+        <w:rPr>
+          <w:rFonts w:ascii="Times New Roman" w:hAnsi="Times New Roman"/>
+          <w:sz w:val="24"/>
+        </w:rPr>
+      </w:pPr>
+    </w:p>
+    <w:p>
+      <w:pPr>
+        <w:tabs>
+          <w:tab w:val="left" w:pos="1421"/>
+          <w:tab w:val="left" w:pos="3591"/>
+          <w:tab w:val="center" w:pos="4252"/>
+        </w:tabs>
+        <w:spacing w:after="0" w:line="240" w:lineRule="auto"/>
+        <w:rPr>
+          <w:rFonts w:ascii="Times New Roman" w:hAnsi="Times New Roman"/>
+          <w:b/>
+          <w:sz w:val="24"/>
+        </w:rPr>
+      </w:pPr>
+      <w:r>
+        <w:rPr>
+          <w:rFonts w:ascii="Times New Roman" w:hAnsi="Times New Roman"/>
+          <w:b/>
+          <w:sz w:val="24"/>
+        </w:rPr>
+        <w:tab/>
+      </w:r>
+      <w:r>
+        <w:rPr>
+          <w:rFonts w:ascii="Times New Roman" w:hAnsi="Times New Roman"/>
+          <w:b/>
+          <w:sz w:val="24"/>
+        </w:rPr>
+        <w:tab/>
+      </w:r>
+    </w:p>
+    <w:p>
+      <w:pPr>
+        <w:tabs>
+          <w:tab w:val="left" w:pos="1421"/>
+          <w:tab w:val="left" w:pos="3591"/>
+          <w:tab w:val="center" w:pos="4252"/>
+        </w:tabs>
+        <w:spacing w:after="0" w:line="240" w:lineRule="auto"/>
+        <w:rPr>
+          <w:rFonts w:ascii="Times New Roman" w:hAnsi="Times New Roman"/>
+          <w:b/>
+          <w:sz w:val="24"/>
+        </w:rPr>
+      </w:pPr>
+    </w:p>
+    <w:p>
+      <w:pPr>
+        <w:tabs>
+          <w:tab w:val="left" w:pos="1421"/>
+          <w:tab w:val="left" w:pos="3591"/>
+          <w:tab w:val="center" w:pos="4252"/>
+        </w:tabs>
+        <w:spacing w:after="0" w:line="240" w:lineRule="auto"/>
+        <w:rPr>
+          <w:rFonts w:ascii="Times New Roman" w:hAnsi="Times New Roman"/>
+          <w:b/>
+          <w:sz w:val="24"/>
+        </w:rPr>
+      </w:pPr>
+    </w:p>
+    <w:p>
+      <w:pPr>
+        <w:tabs>
+          <w:tab w:val="left" w:pos="1421"/>
+          <w:tab w:val="left" w:pos="3591"/>
+          <w:tab w:val="center" w:pos="4252"/>
+        </w:tabs>
+        <w:spacing w:after="0" w:line="240" w:lineRule="auto"/>
+        <w:rPr>
+          <w:rFonts w:ascii="Times New Roman" w:hAnsi="Times New Roman"/>
+          <w:b/>
+          <w:sz w:val="24"/>
+        </w:rPr>
+      </w:pPr>
+    </w:p>
+    <w:p>
+      <w:pPr>
+        <w:tabs>
+          <w:tab w:val="left" w:pos="1421"/>
+          <w:tab w:val="left" w:pos="3591"/>
+          <w:tab w:val="center" w:pos="4252"/>
+        </w:tabs>
+        <w:spacing w:after="0" w:line="240" w:lineRule="auto"/>
+        <w:rPr>
+          <w:rFonts w:ascii="Times New Roman" w:hAnsi="Times New Roman"/>
+          <w:b/>
+          <w:sz w:val="24"/>
+        </w:rPr>
+      </w:pPr>
+    </w:p>
+    <w:p>
+      <w:pPr>
+        <w:tabs>
+          <w:tab w:val="left" w:pos="1421"/>
+          <w:tab w:val="left" w:pos="3591"/>
+          <w:tab w:val="center" w:pos="4252"/>
+        </w:tabs>
+        <w:spacing w:after="0" w:line="240" w:lineRule="auto"/>
+        <w:rPr>
+          <w:rFonts w:ascii="Times New Roman" w:hAnsi="Times New Roman"/>
+          <w:b/>
+          <w:sz w:val="24"/>
+        </w:rPr>
+      </w:pPr>
+    </w:p>
+    <w:p>
+      <w:pPr>
+        <w:tabs>
+          <w:tab w:val="left" w:pos="1421"/>
+          <w:tab w:val="left" w:pos="3591"/>
+          <w:tab w:val="center" w:pos="4252"/>
+        </w:tabs>
+        <w:spacing w:after="0" w:line="240" w:lineRule="auto"/>
+        <w:rPr>
+          <w:rFonts w:ascii="Times New Roman" w:hAnsi="Times New Roman"/>
+          <w:b/>
+          <w:sz w:val="24"/>
+        </w:rPr>
+      </w:pPr>
+    </w:p>
+    <w:p>
+      <w:pPr>
+        <w:tabs>
+          <w:tab w:val="left" w:pos="1421"/>
+          <w:tab w:val="left" w:pos="3591"/>
+          <w:tab w:val="center" w:pos="4252"/>
+        </w:tabs>
+        <w:spacing w:after="0" w:line="240" w:lineRule="auto"/>
+        <w:rPr>
+          <w:rFonts w:ascii="Times New Roman" w:hAnsi="Times New Roman"/>
+          <w:b/>
+          <w:sz w:val="24"/>
+        </w:rPr>
+      </w:pPr>
+    </w:p>
+    <w:p>
+      <w:pPr>
+        <w:tabs>
+          <w:tab w:val="left" w:pos="1421"/>
+          <w:tab w:val="left" w:pos="3591"/>
+          <w:tab w:val="center" w:pos="4252"/>
+        </w:tabs>
+        <w:spacing w:after="0" w:line="240" w:lineRule="auto"/>
+        <w:rPr>
+          <w:rFonts w:ascii="Times New Roman" w:hAnsi="Times New Roman"/>
+          <w:b/>
+          <w:sz w:val="24"/>
+        </w:rPr>
+      </w:pPr>
+      <w:r>
+        <w:rPr>
+          <w:rFonts w:ascii="Times New Roman" w:hAnsi="Times New Roman"/>
+          <w:b/>
+          <w:sz w:val="24"/>
+        </w:rPr>
+        <w:tab/>
+      </w:r>
+    </w:p>
+    <w:p>
+      <w:pPr>
+        <w:tabs>
+          <w:tab w:val="left" w:pos="1421"/>
+          <w:tab w:val="left" w:pos="3591"/>
+          <w:tab w:val="center" w:pos="4252"/>
+        </w:tabs>
+        <w:spacing w:after="0" w:line="240" w:lineRule="auto"/>
+        <w:rPr>
+          <w:rFonts w:ascii="Times New Roman" w:hAnsi="Times New Roman"/>
+          <w:b/>
+          <w:sz w:val="24"/>
+        </w:rPr>
+      </w:pPr>
+    </w:p>
+    <w:p>
+      <w:pPr>
+        <w:tabs>
+          <w:tab w:val="left" w:pos="1421"/>
+          <w:tab w:val="left" w:pos="3591"/>
+          <w:tab w:val="center" w:pos="4252"/>
+        </w:tabs>
+        <w:spacing w:after="0" w:line="240" w:lineRule="auto"/>
+        <w:rPr>
+          <w:rFonts w:ascii="Times New Roman" w:hAnsi="Times New Roman"/>
+          <w:b/>
+          <w:sz w:val="24"/>
+        </w:rPr>
+      </w:pPr>
+    </w:p>
+    <w:p>
+      <w:pPr>
+        <w:tabs>
+          <w:tab w:val="left" w:pos="1421"/>
+          <w:tab w:val="left" w:pos="3591"/>
+          <w:tab w:val="center" w:pos="4252"/>
+        </w:tabs>
+        <w:spacing w:after="0" w:line="240" w:lineRule="auto"/>
+        <w:rPr>
+          <w:rFonts w:ascii="Times New Roman" w:hAnsi="Times New Roman"/>
+          <w:b/>
+          <w:sz w:val="24"/>
+        </w:rPr>
+      </w:pPr>
+    </w:p>
+    <w:p>
+      <w:pPr>
+        <w:tabs>
+          <w:tab w:val="left" w:pos="1421"/>
+          <w:tab w:val="left" w:pos="3591"/>
+          <w:tab w:val="center" w:pos="4252"/>
+        </w:tabs>
+        <w:spacing w:after="0" w:line="240" w:lineRule="auto"/>
+        <w:rPr>
+          <w:rFonts w:ascii="Times New Roman" w:hAnsi="Times New Roman"/>
+          <w:b/>
+          <w:sz w:val="24"/>
+        </w:rPr>
+      </w:pPr>
+    </w:p>
+    <w:p>
+      <w:pPr>
+        <w:tabs>
+          <w:tab w:val="left" w:pos="1421"/>
+          <w:tab w:val="left" w:pos="3591"/>
+          <w:tab w:val="center" w:pos="4252"/>
+        </w:tabs>
+        <w:spacing w:after="0" w:line="240" w:lineRule="auto"/>
+        <w:rPr>
+          <w:rFonts w:ascii="Times New Roman" w:hAnsi="Times New Roman"/>
+          <w:b/>
+          <w:sz w:val="24"/>
+        </w:rPr>
+      </w:pPr>
+    </w:p>
+    <w:p>
+      <w:pPr>
+        <w:tabs>
+          <w:tab w:val="left" w:pos="1421"/>
+          <w:tab w:val="left" w:pos="3591"/>
+          <w:tab w:val="center" w:pos="4252"/>
+        </w:tabs>
+        <w:spacing w:after="0" w:line="240" w:lineRule="auto"/>
+        <w:rPr>
+          <w:rFonts w:ascii="Times New Roman" w:hAnsi="Times New Roman"/>
+          <w:b/>
+          <w:sz w:val="24"/>
+        </w:rPr>
+      </w:pPr>
+    </w:p>
+    <w:p>
+      <w:pPr>
+        <w:tabs>
+          <w:tab w:val="left" w:pos="1421"/>
+          <w:tab w:val="left" w:pos="3591"/>
+          <w:tab w:val="center" w:pos="4252"/>
+        </w:tabs>
+        <w:spacing w:after="0" w:line="240" w:lineRule="auto"/>
+        <w:rPr>
+          <w:rFonts w:ascii="Times New Roman" w:hAnsi="Times New Roman"/>
+          <w:b/>
+          <w:sz w:val="24"/>
+        </w:rPr>
+      </w:pPr>
+    </w:p>
+    <w:p>
+      <w:pPr>
+        <w:tabs>
+          <w:tab w:val="left" w:pos="1421"/>
+          <w:tab w:val="left" w:pos="3591"/>
+          <w:tab w:val="center" w:pos="4252"/>
+        </w:tabs>
+        <w:spacing w:after="0" w:line="240" w:lineRule="auto"/>
+        <w:rPr>
+          <w:rFonts w:ascii="Times New Roman" w:hAnsi="Times New Roman"/>
+          <w:b/>
+          <w:sz w:val="24"/>
+        </w:rPr>
+      </w:pPr>
+    </w:p>
+    <w:p>
+      <w:pPr>
+        <w:tabs>
+          <w:tab w:val="left" w:pos="1421"/>
+          <w:tab w:val="left" w:pos="3591"/>
+          <w:tab w:val="center" w:pos="4252"/>
+        </w:tabs>
+        <w:spacing w:after="0" w:line="240" w:lineRule="auto"/>
+        <w:rPr>
+          <w:rFonts w:ascii="Times New Roman" w:hAnsi="Times New Roman"/>
+          <w:b/>
+          <w:sz w:val="24"/>
+        </w:rPr>
+      </w:pPr>
+    </w:p>
+    <w:p>
+      <w:pPr>
+        <w:tabs>
+          <w:tab w:val="left" w:pos="1421"/>
+          <w:tab w:val="left" w:pos="3591"/>
+          <w:tab w:val="center" w:pos="4252"/>
+        </w:tabs>
+        <w:spacing w:after="0" w:line="240" w:lineRule="auto"/>
+        <w:rPr>
+          <w:rFonts w:ascii="Times New Roman" w:hAnsi="Times New Roman"/>
+          <w:b/>
+          <w:sz w:val="24"/>
+        </w:rPr>
+      </w:pPr>
+    </w:p>
+    <w:p>
+      <w:pPr>
+        <w:tabs>
+          <w:tab w:val="left" w:pos="1421"/>
+          <w:tab w:val="left" w:pos="3591"/>
+          <w:tab w:val="center" w:pos="4252"/>
+        </w:tabs>
+        <w:spacing w:after="0" w:line="240" w:lineRule="auto"/>
+        <w:rPr>
+          <w:rFonts w:ascii="Times New Roman" w:hAnsi="Times New Roman"/>
+          <w:b/>
+          <w:sz w:val="24"/>
+        </w:rPr>
+      </w:pPr>
+    </w:p>
+    <w:p>
+      <w:pPr>
+        <w:tabs>
+          <w:tab w:val="left" w:pos="1421"/>
+          <w:tab w:val="left" w:pos="3591"/>
+          <w:tab w:val="center" w:pos="4252"/>
+        </w:tabs>
+        <w:spacing w:after="0" w:line="240" w:lineRule="auto"/>
+        <w:rPr>
+          <w:rFonts w:ascii="Times New Roman" w:hAnsi="Times New Roman"/>
+          <w:b/>
+          <w:sz w:val="24"/>
+        </w:rPr>
+      </w:pPr>
+    </w:p>
+    <w:p>
+      <w:pPr>
+        <w:tabs>
+          <w:tab w:val="left" w:pos="1421"/>
+          <w:tab w:val="left" w:pos="3591"/>
+          <w:tab w:val="center" w:pos="4252"/>
+        </w:tabs>
+        <w:spacing w:after="0" w:line="240" w:lineRule="auto"/>
+        <w:rPr>
+          <w:rFonts w:ascii="Times New Roman" w:hAnsi="Times New Roman"/>
+          <w:b/>
+          <w:sz w:val="24"/>
+        </w:rPr>
+      </w:pPr>
+    </w:p>
+    <w:p>
+      <w:pPr>
+        <w:tabs>
+          <w:tab w:val="left" w:pos="1421"/>
+          <w:tab w:val="left" w:pos="3591"/>
+          <w:tab w:val="center" w:pos="4252"/>
+        </w:tabs>
+        <w:spacing w:after="0" w:line="240" w:lineRule="auto"/>
+        <w:rPr>
+          <w:rFonts w:ascii="Times New Roman" w:hAnsi="Times New Roman"/>
+          <w:b/>
+          <w:sz w:val="24"/>
+        </w:rPr>
+      </w:pPr>
+    </w:p>
+    <w:p>
+      <w:pPr>
+        <w:tabs>
+          <w:tab w:val="left" w:pos="1421"/>
+          <w:tab w:val="left" w:pos="3591"/>
+          <w:tab w:val="center" w:pos="4252"/>
+        </w:tabs>
+        <w:spacing w:after="0" w:line="240" w:lineRule="auto"/>
+        <w:rPr>
+          <w:rFonts w:ascii="Times New Roman" w:hAnsi="Times New Roman"/>
+          <w:b/>
+          <w:sz w:val="24"/>
+        </w:rPr>
+      </w:pPr>
+    </w:p>
+    <w:p>
+      <w:pPr>
+        <w:tabs>
+          <w:tab w:val="left" w:pos="1421"/>
+          <w:tab w:val="left" w:pos="3591"/>
+          <w:tab w:val="center" w:pos="4252"/>
+        </w:tabs>
+        <w:spacing w:after="0" w:line="240" w:lineRule="auto"/>
+        <w:rPr>
+          <w:rFonts w:ascii="Times New Roman" w:hAnsi="Times New Roman"/>
+          <w:b/>
+          <w:sz w:val="24"/>
+        </w:rPr>
+      </w:pPr>
+    </w:p>
+    <w:p>
+      <w:pPr>
+        <w:tabs>
+          <w:tab w:val="left" w:pos="1421"/>
+          <w:tab w:val="left" w:pos="3591"/>
+          <w:tab w:val="center" w:pos="4252"/>
+        </w:tabs>
+        <w:spacing w:after="0" w:line="240" w:lineRule="auto"/>
+        <w:rPr>
+          <w:rFonts w:ascii="Times New Roman" w:hAnsi="Times New Roman"/>
+          <w:b/>
+          <w:sz w:val="24"/>
+        </w:rPr>
+      </w:pPr>
+    </w:p>
+    <w:p>
+      <w:pPr>
+        <w:tabs>
+          <w:tab w:val="left" w:pos="1421"/>
+          <w:tab w:val="left" w:pos="3591"/>
+          <w:tab w:val="center" w:pos="4252"/>
+        </w:tabs>
+        <w:spacing w:after="0" w:line="240" w:lineRule="auto"/>
+        <w:rPr>
+          <w:rFonts w:ascii="Times New Roman" w:hAnsi="Times New Roman"/>
+          <w:b/>
+          <w:sz w:val="24"/>
+        </w:rPr>
+      </w:pPr>
+    </w:p>
+    <w:p>
+      <w:pPr>
+        <w:tabs>
+          <w:tab w:val="left" w:pos="1421"/>
+          <w:tab w:val="left" w:pos="3591"/>
+          <w:tab w:val="center" w:pos="4252"/>
+        </w:tabs>
+        <w:spacing w:after="0" w:line="240" w:lineRule="auto"/>
+        <w:rPr>
+          <w:rFonts w:ascii="Times New Roman" w:hAnsi="Times New Roman"/>
+          <w:b/>
+          <w:sz w:val="24"/>
+        </w:rPr>
+      </w:pPr>
+    </w:p>
+    <w:p>
+      <w:pPr>
+        <w:tabs>
+          <w:tab w:val="left" w:pos="1421"/>
+          <w:tab w:val="left" w:pos="3591"/>
+          <w:tab w:val="center" w:pos="4252"/>
+        </w:tabs>
+        <w:spacing w:after="0" w:line="240" w:lineRule="auto"/>
+        <w:rPr>
+          <w:rFonts w:ascii="Times New Roman" w:hAnsi="Times New Roman"/>
+          <w:b/>
+          <w:sz w:val="24"/>
+        </w:rPr>
+      </w:pPr>
+    </w:p>
+    <w:p>
+      <w:pPr>
+        <w:tabs>
+          <w:tab w:val="left" w:pos="1421"/>
+          <w:tab w:val="left" w:pos="3591"/>
+          <w:tab w:val="center" w:pos="4252"/>
+        </w:tabs>
+        <w:spacing w:after="0" w:line="240" w:lineRule="auto"/>
+        <w:rPr>
+          <w:rFonts w:ascii="Times New Roman" w:hAnsi="Times New Roman"/>
+          <w:b/>
+          <w:sz w:val="24"/>
+        </w:rPr>
+      </w:pPr>
+    </w:p>
+    <w:p>
+      <w:pPr>
+        <w:tabs>
+          <w:tab w:val="left" w:pos="1421"/>
+          <w:tab w:val="left" w:pos="3591"/>
+          <w:tab w:val="center" w:pos="4252"/>
+        </w:tabs>
+        <w:spacing w:after="0" w:line="240" w:lineRule="auto"/>
+        <w:rPr>
+          <w:rFonts w:ascii="Times New Roman" w:hAnsi="Times New Roman"/>
+          <w:b/>
+          <w:sz w:val="24"/>
+        </w:rPr>
+      </w:pPr>
+    </w:p>
+    <w:p>
+      <w:pPr>
+        <w:tabs>
+          <w:tab w:val="left" w:pos="1421"/>
+          <w:tab w:val="left" w:pos="3591"/>
+          <w:tab w:val="center" w:pos="4252"/>
+        </w:tabs>
+        <w:spacing w:after="0" w:line="240" w:lineRule="auto"/>
+        <w:rPr>
+          <w:rFonts w:ascii="Times New Roman" w:hAnsi="Times New Roman"/>
+          <w:b/>
+          <w:sz w:val="24"/>
+        </w:rPr>
+      </w:pPr>
+    </w:p>
+    <w:p>
+      <w:pPr>
+        <w:tabs>
+          <w:tab w:val="left" w:pos="1421"/>
+          <w:tab w:val="left" w:pos="3591"/>
+          <w:tab w:val="center" w:pos="4252"/>
+        </w:tabs>
+        <w:spacing w:after="0" w:line="240" w:lineRule="auto"/>
+        <w:rPr>
+          <w:rFonts w:ascii="Times New Roman" w:hAnsi="Times New Roman"/>
+          <w:b/>
+          <w:sz w:val="24"/>
+        </w:rPr>
+      </w:pPr>
+    </w:p>
+    <w:p>
+      <w:pPr>
+        <w:tabs>
+          <w:tab w:val="left" w:pos="1421"/>
+          <w:tab w:val="left" w:pos="3591"/>
+          <w:tab w:val="center" w:pos="4252"/>
+        </w:tabs>
+        <w:spacing w:after="0" w:line="240" w:lineRule="auto"/>
+        <w:rPr>
+          <w:rFonts w:ascii="Times New Roman" w:hAnsi="Times New Roman"/>
+          <w:b/>
+          <w:sz w:val="24"/>
+        </w:rPr>
+      </w:pPr>
+    </w:p>
+    <w:p>
+      <w:pPr>
+        <w:tabs>
+          <w:tab w:val="left" w:pos="1421"/>
+          <w:tab w:val="left" w:pos="3591"/>
+          <w:tab w:val="center" w:pos="4252"/>
+        </w:tabs>
+        <w:spacing w:after="0" w:line="240" w:lineRule="auto"/>
+        <w:jc w:val="center"/>
+        <w:rPr>
+          <w:rFonts w:ascii="Times New Roman" w:hAnsi="Times New Roman"/>
+          <w:b/>
+          <w:sz w:val="24"/>
+        </w:rPr>
+      </w:pPr>
+      <w:r>
+        <w:rPr>
+          <w:rFonts w:ascii="Times New Roman" w:hAnsi="Times New Roman"/>
+          <w:b/>
+          <w:sz w:val="24"/>
+        </w:rPr>
+        <w:t>Exercício</w:t>
+      </w:r>
+    </w:p>
+    <w:p>
+      <w:pPr>
+        <w:tabs>
+          <w:tab w:val="left" w:pos="1421"/>
+        </w:tabs>
+        <w:spacing w:after="0" w:line="240" w:lineRule="auto"/>
+        <w:jc w:val="center"/>
+        <w:rPr>
+          <w:rFonts w:ascii="Times New Roman" w:hAnsi="Times New Roman"/>
+          <w:b/>
+          <w:sz w:val="24"/>
+        </w:rPr>
+      </w:pPr>
+    </w:p>
+    <w:p>
+      <w:pPr>
+        <w:tabs>
+          <w:tab w:val="left" w:pos="1421"/>
+        </w:tabs>
+        <w:spacing w:after="0" w:line="240" w:lineRule="auto"/>
+        <w:jc w:val="center"/>
+        <w:rPr>
+          <w:rFonts w:ascii="Times New Roman" w:hAnsi="Times New Roman"/>
+          <w:b/>
+          <w:sz w:val="24"/>
+        </w:rPr>
+      </w:pPr>
+      <w:r>
+        <w:rPr>
+          <w:rFonts w:ascii="Times New Roman" w:hAnsi="Times New Roman"/>
+          <w:b/>
+          <w:sz w:val="24"/>
+        </w:rPr>
+        <w:t>Repetição For Linguagem C</w:t>
+      </w:r>
+    </w:p>
+    <w:p>
+      <w:pPr>
+        <w:tabs>
+          <w:tab w:val="left" w:pos="1421"/>
+        </w:tabs>
+        <w:spacing w:after="0" w:line="240" w:lineRule="auto"/>
+        <w:jc w:val="both"/>
+        <w:rPr>
+          <w:rFonts w:ascii="Times New Roman" w:hAnsi="Times New Roman"/>
+          <w:b/>
+          <w:sz w:val="24"/>
+        </w:rPr>
+      </w:pPr>
+    </w:p>
+    <w:p>
+      <w:pPr>
+        <w:tabs>
+          <w:tab w:val="left" w:pos="1421"/>
+        </w:tabs>
+        <w:spacing w:after="0" w:line="240" w:lineRule="auto"/>
+        <w:jc w:val="both"/>
+        <w:rPr>
+          <w:rFonts w:ascii="Times New Roman" w:hAnsi="Times New Roman"/>
+          <w:b/>
+          <w:sz w:val="24"/>
+        </w:rPr>
+      </w:pPr>
+      <w:r>
+        <w:rPr>
+          <w:rFonts w:ascii="Times New Roman" w:hAnsi="Times New Roman"/>
+          <w:b/>
+          <w:sz w:val="24"/>
+        </w:rPr>
+        <w:t xml:space="preserve">() </w:t>
+      </w:r>
+      <w:r>
+        <w:rPr>
+          <w:rFonts w:ascii="Times New Roman" w:hAnsi="Times New Roman"/>
+          <w:b/>
+          <w:sz w:val="24"/>
+        </w:rPr>
+        <w:t xml:space="preserve">1 </w:t>
+      </w:r>
+      <w:r>
+        <w:rPr>
+          <w:rFonts w:ascii="Times New Roman" w:hAnsi="Times New Roman"/>
+          <w:b/>
+          <w:sz w:val="24"/>
+        </w:rPr>
+        <w:t>–</w:t>
+      </w:r>
+      <w:r>
+        <w:rPr>
+          <w:rFonts w:ascii="Times New Roman" w:hAnsi="Times New Roman"/>
+          <w:b/>
+          <w:sz w:val="24"/>
+        </w:rPr>
+        <w:t xml:space="preserve"> </w:t>
+      </w:r>
+      <w:r>
+        <w:rPr>
+          <w:rFonts w:ascii="Times New Roman" w:hAnsi="Times New Roman"/>
+          <w:b/>
+          <w:sz w:val="24"/>
+        </w:rPr>
+        <w:t>Desenvolva um programa em linguagem C que realize a contagem de 0 a 10. Antes de cada número, na mesma linha, exiba a mensagem ‘Boa Tarde’. Após cada número da contagem, mostre, na linha seguinte, a mensagem ‘Linguagem C’, repetindo o processo dez vezes.</w:t>
+      </w:r>
+    </w:p>
+    <w:p>
+      <w:pPr>
+        <w:spacing w:after="0" w:line="240" w:lineRule="auto"/>
+        <w:jc w:val="both"/>
+        <w:rPr>
+          <w:rFonts w:ascii="Times New Roman" w:hAnsi="Times New Roman"/>
+          <w:sz w:val="24"/>
+        </w:rPr>
+      </w:pPr>
+    </w:p>
+    <w:p>
+      <w:pPr>
+        <w:spacing w:after="0" w:line="240" w:lineRule="auto"/>
+        <w:jc w:val="both"/>
         <w:rPr>
           <w:rFonts w:ascii="Times New Roman" w:hAnsi="Times New Roman"/>
           <w:sz w:val="24"/>
@@ -461,117 +1324,61 @@
           <w:sz w:val="24"/>
         </w:rPr>
       </w:pPr>
-    </w:p>
-    <w:p>
-      <w:pPr>
-        <w:spacing w:after="0" w:line="240" w:lineRule="auto"/>
-        <w:rPr>
-          <w:rFonts w:ascii="Times New Roman" w:hAnsi="Times New Roman"/>
-          <w:sz w:val="24"/>
-        </w:rPr>
-      </w:pPr>
-    </w:p>
-    <w:p>
-      <w:pPr>
-        <w:spacing w:after="0" w:line="240" w:lineRule="auto"/>
-        <w:rPr>
-          <w:rFonts w:ascii="Times New Roman" w:hAnsi="Times New Roman"/>
-          <w:sz w:val="24"/>
-        </w:rPr>
-      </w:pPr>
-    </w:p>
-    <w:p>
-      <w:pPr>
-        <w:spacing w:after="0" w:line="240" w:lineRule="auto"/>
-        <w:rPr>
-          <w:rFonts w:ascii="Times New Roman" w:hAnsi="Times New Roman"/>
-          <w:sz w:val="24"/>
-        </w:rPr>
-      </w:pPr>
-    </w:p>
-    <w:p>
-      <w:pPr>
-        <w:spacing w:after="0" w:line="240" w:lineRule="auto"/>
-        <w:rPr>
-          <w:rFonts w:ascii="Times New Roman" w:hAnsi="Times New Roman"/>
-          <w:sz w:val="24"/>
-        </w:rPr>
-      </w:pPr>
-    </w:p>
-    <w:p>
-      <w:pPr>
-        <w:spacing w:after="0" w:line="240" w:lineRule="auto"/>
-        <w:rPr>
-          <w:rFonts w:ascii="Times New Roman" w:hAnsi="Times New Roman"/>
-          <w:sz w:val="24"/>
-        </w:rPr>
-      </w:pPr>
-    </w:p>
-    <w:p>
-      <w:pPr>
-        <w:spacing w:after="0" w:line="240" w:lineRule="auto"/>
-        <w:rPr>
-          <w:rFonts w:ascii="Times New Roman" w:hAnsi="Times New Roman"/>
-          <w:sz w:val="24"/>
-        </w:rPr>
-      </w:pPr>
-    </w:p>
-    <w:p>
-      <w:pPr>
-        <w:spacing w:after="0" w:line="240" w:lineRule="auto"/>
-        <w:rPr>
-          <w:rFonts w:ascii="Times New Roman" w:hAnsi="Times New Roman"/>
-          <w:sz w:val="24"/>
-        </w:rPr>
-      </w:pPr>
-    </w:p>
-    <w:p>
-      <w:pPr>
-        <w:spacing w:after="0" w:line="240" w:lineRule="auto"/>
-        <w:rPr>
-          <w:rFonts w:ascii="Times New Roman" w:hAnsi="Times New Roman"/>
-          <w:sz w:val="24"/>
-        </w:rPr>
-      </w:pPr>
-    </w:p>
-    <w:p>
-      <w:pPr>
-        <w:spacing w:after="0" w:line="240" w:lineRule="auto"/>
-        <w:rPr>
-          <w:rFonts w:ascii="Times New Roman" w:hAnsi="Times New Roman"/>
-          <w:sz w:val="24"/>
-        </w:rPr>
-      </w:pPr>
-      <w:r>
-        <w:rPr>
-          <w:rFonts w:ascii="Times New Roman" w:hAnsi="Times New Roman"/>
-          <w:sz w:val="24"/>
-        </w:rPr>
-        <w:t>Assistir {</w:t>
-      </w:r>
-    </w:p>
-    <w:p>
-      <w:pPr>
-        <w:spacing w:after="0" w:line="240" w:lineRule="auto"/>
-        <w:rPr>
-          <w:rFonts w:ascii="Times New Roman" w:hAnsi="Times New Roman"/>
-          <w:sz w:val="24"/>
-        </w:rPr>
-      </w:pPr>
-      <w:r>
-        <w:rPr>
-          <w:rFonts w:ascii="Times New Roman" w:hAnsi="Times New Roman"/>
-          <w:sz w:val="24"/>
-        </w:rPr>
-        <w:tab/>
-      </w:r>
-      <w:r>
-        <w:rPr>
-          <w:rFonts w:ascii="Times New Roman" w:hAnsi="Times New Roman"/>
-          <w:sz w:val="24"/>
-        </w:rPr>
-        <w:tab/>
-        <w:t>(X) – Com atenção;</w:t>
+      <w:r>
+        <w:rPr>
+          <w:rFonts w:ascii="Times New Roman" w:hAnsi="Times New Roman"/>
+          <w:sz w:val="24"/>
+        </w:rPr>
+        <w:t>Assistir</w:t>
+      </w:r>
+      <w:r>
+        <w:rPr>
+          <w:rFonts w:ascii="Times New Roman" w:hAnsi="Times New Roman"/>
+          <w:sz w:val="24"/>
+        </w:rPr>
+        <w:t xml:space="preserve"> (</w:t>
+      </w:r>
+      <w:r>
+        <w:rPr>
+          <w:rFonts w:ascii="Times New Roman" w:hAnsi="Times New Roman"/>
+          <w:sz w:val="24"/>
+        </w:rPr>
+        <w:t xml:space="preserve">Continuar aqui, </w:t>
+      </w:r>
+      <w:r>
+        <w:rPr>
+          <w:rFonts w:ascii="Times New Roman" w:hAnsi="Times New Roman"/>
+          <w:sz w:val="24"/>
+        </w:rPr>
+        <w:t xml:space="preserve">Vetor - </w:t>
+      </w:r>
+      <w:r>
+        <w:rPr>
+          <w:rFonts w:ascii="Times New Roman" w:hAnsi="Times New Roman"/>
+          <w:sz w:val="24"/>
+        </w:rPr>
+        <w:t>Linguagem C</w:t>
+      </w:r>
+      <w:r>
+        <w:rPr>
+          <w:rFonts w:ascii="Times New Roman" w:hAnsi="Times New Roman"/>
+          <w:sz w:val="24"/>
+        </w:rPr>
+        <w:t xml:space="preserve"> - array</w:t>
+      </w:r>
+      <w:r>
+        <w:rPr>
+          <w:rFonts w:ascii="Times New Roman" w:hAnsi="Times New Roman"/>
+          <w:sz w:val="24"/>
+        </w:rPr>
+        <w:t>)</w:t>
+      </w:r>
+      <w:r>
+        <w:rPr>
+          <w:rFonts w:ascii="Times New Roman" w:hAnsi="Times New Roman"/>
+          <w:sz w:val="24"/>
+        </w:rPr>
+        <w:t xml:space="preserve"> {</w:t>
       </w:r>
     </w:p>
     <w:p>
@@ -602,14 +1409,14 @@
           <w:rFonts w:ascii="Times New Roman" w:hAnsi="Times New Roman"/>
           <w:sz w:val="24"/>
         </w:rPr>
-        <w:t>X</w:t>
-      </w:r>
-      <w:r>
-        <w:rPr>
-          <w:rFonts w:ascii="Times New Roman" w:hAnsi="Times New Roman"/>
-          <w:sz w:val="24"/>
-        </w:rPr>
-        <w:t>) – Escrevendo o resumo;</w:t>
+        <w:t>x</w:t>
+      </w:r>
+      <w:r>
+        <w:rPr>
+          <w:rFonts w:ascii="Times New Roman" w:hAnsi="Times New Roman"/>
+          <w:sz w:val="24"/>
+        </w:rPr>
+        <w:t>) – Com atenção;</w:t>
       </w:r>
     </w:p>
     <w:p>
@@ -640,29 +1447,54 @@
           <w:rFonts w:ascii="Times New Roman" w:hAnsi="Times New Roman"/>
           <w:sz w:val="24"/>
         </w:rPr>
-        <w:t>X</w:t>
-      </w:r>
-      <w:r>
-        <w:rPr>
-          <w:rFonts w:ascii="Times New Roman" w:hAnsi="Times New Roman"/>
-          <w:sz w:val="24"/>
-        </w:rPr>
-        <w:t xml:space="preserve">) – Fazendo o prático junto, caso tenha;  </w:t>
-      </w:r>
-    </w:p>
-    <w:p>
-      <w:pPr>
-        <w:spacing w:after="0" w:line="240" w:lineRule="auto"/>
-        <w:rPr>
-          <w:rFonts w:ascii="Times New Roman" w:hAnsi="Times New Roman"/>
-          <w:sz w:val="24"/>
-        </w:rPr>
-      </w:pPr>
-      <w:r>
-        <w:rPr>
-          <w:rFonts w:ascii="Times New Roman" w:hAnsi="Times New Roman"/>
-          <w:sz w:val="24"/>
-        </w:rPr>
+        <w:t>x</w:t>
+      </w:r>
+      <w:r>
+        <w:rPr>
+          <w:rFonts w:ascii="Times New Roman" w:hAnsi="Times New Roman"/>
+          <w:sz w:val="24"/>
+        </w:rPr>
+        <w:t>) – Escrevendo o resumo;</w:t>
+      </w:r>
+    </w:p>
+    <w:p>
+      <w:pPr>
+        <w:spacing w:after="0" w:line="240" w:lineRule="auto"/>
+        <w:rPr>
+          <w:rFonts w:ascii="Times New Roman" w:hAnsi="Times New Roman"/>
+          <w:sz w:val="24"/>
+        </w:rPr>
+      </w:pPr>
+      <w:r>
+        <w:rPr>
+          <w:rFonts w:ascii="Times New Roman" w:hAnsi="Times New Roman"/>
+          <w:sz w:val="24"/>
+        </w:rPr>
+        <w:tab/>
+      </w:r>
+      <w:r>
+        <w:rPr>
+          <w:rFonts w:ascii="Times New Roman" w:hAnsi="Times New Roman"/>
+          <w:sz w:val="24"/>
+        </w:rPr>
+        <w:tab/>
+        <w:t xml:space="preserve">() – Fazendo o prático junto, caso tenha;  </w:t>
+      </w:r>
+    </w:p>
+    <w:p>
+      <w:pPr>
+        <w:spacing w:after="0" w:line="240" w:lineRule="auto"/>
+        <w:rPr>
+          <w:rFonts w:ascii="Times New Roman" w:hAnsi="Times New Roman"/>
+          <w:sz w:val="24"/>
+        </w:rPr>
+      </w:pPr>
+      <w:r>
+        <w:rPr>
+          <w:rFonts w:ascii="Times New Roman" w:hAnsi="Times New Roman"/>
+          <w:sz w:val="24"/>
+        </w:rPr>
+        <w:lastRenderedPageBreak/>
         <w:t>}</w:t>
       </w:r>
     </w:p>

--- a/Primeiro Semestre/Algoritmos e Lógica De Programação/Curso Linguagem C/Resumo.docx
+++ b/Primeiro Semestre/Algoritmos e Lógica De Programação/Curso Linguagem C/Resumo.docx
@@ -156,7 +156,35 @@
           <w:rFonts w:ascii="Times New Roman" w:hAnsi="Times New Roman"/>
           <w:sz w:val="24"/>
         </w:rPr>
-        <w:t>For (valor inicial; condição final; valor incremento)</w:t>
+        <w:t>For (valor</w:t>
+      </w:r>
+      <w:r>
+        <w:rPr>
+          <w:rFonts w:ascii="Times New Roman" w:hAnsi="Times New Roman"/>
+          <w:sz w:val="24"/>
+        </w:rPr>
+        <w:t>_ inicial; condição_</w:t>
+      </w:r>
+      <w:r>
+        <w:rPr>
+          <w:rFonts w:ascii="Times New Roman" w:hAnsi="Times New Roman"/>
+          <w:sz w:val="24"/>
+        </w:rPr>
+        <w:t>final; valor</w:t>
+      </w:r>
+      <w:r>
+        <w:rPr>
+          <w:rFonts w:ascii="Times New Roman" w:hAnsi="Times New Roman"/>
+          <w:sz w:val="24"/>
+        </w:rPr>
+        <w:t>_</w:t>
+      </w:r>
+      <w:r>
+        <w:rPr>
+          <w:rFonts w:ascii="Times New Roman" w:hAnsi="Times New Roman"/>
+          <w:sz w:val="24"/>
+        </w:rPr>
+        <w:t xml:space="preserve"> incremento)</w:t>
       </w:r>
     </w:p>
     <w:p>
@@ -197,7 +225,14 @@
           <w:sz w:val="24"/>
         </w:rPr>
         <w:tab/>
-        <w:t>Instruções;</w:t>
+        <w:t>i</w:t>
+      </w:r>
+      <w:r>
+        <w:rPr>
+          <w:rFonts w:ascii="Times New Roman" w:hAnsi="Times New Roman"/>
+          <w:sz w:val="24"/>
+        </w:rPr>
+        <w:t>nstruções;</w:t>
       </w:r>
     </w:p>
     <w:p>
@@ -932,7 +967,23 @@
           <w:b/>
           <w:sz w:val="24"/>
         </w:rPr>
-        <w:t xml:space="preserve">() </w:t>
+        <w:t>(</w:t>
+      </w:r>
+      <w:r>
+        <w:rPr>
+          <w:rFonts w:ascii="Times New Roman" w:hAnsi="Times New Roman"/>
+          <w:b/>
+          <w:sz w:val="24"/>
+        </w:rPr>
+        <w:t>x</w:t>
+      </w:r>
+      <w:r>
+        <w:rPr>
+          <w:rFonts w:ascii="Times New Roman" w:hAnsi="Times New Roman"/>
+          <w:b/>
+          <w:sz w:val="24"/>
+        </w:rPr>
+        <w:t xml:space="preserve">) </w:t>
       </w:r>
       <w:r>
         <w:rPr>
@@ -1343,28 +1394,14 @@
           <w:rFonts w:ascii="Times New Roman" w:hAnsi="Times New Roman"/>
           <w:sz w:val="24"/>
         </w:rPr>
-        <w:t xml:space="preserve">Continuar aqui, </w:t>
-      </w:r>
-      <w:r>
-        <w:rPr>
-          <w:rFonts w:ascii="Times New Roman" w:hAnsi="Times New Roman"/>
-          <w:sz w:val="24"/>
-        </w:rPr>
-        <w:t xml:space="preserve">Vetor - </w:t>
-      </w:r>
-      <w:r>
-        <w:rPr>
-          <w:rFonts w:ascii="Times New Roman" w:hAnsi="Times New Roman"/>
-          <w:sz w:val="24"/>
-        </w:rPr>
-        <w:t>Linguagem C</w:t>
-      </w:r>
-      <w:r>
-        <w:rPr>
-          <w:rFonts w:ascii="Times New Roman" w:hAnsi="Times New Roman"/>
-          <w:sz w:val="24"/>
-        </w:rPr>
-        <w:t xml:space="preserve"> - array</w:t>
+        <w:t>Continuar aqui,</w:t>
+      </w:r>
+      <w:r>
+        <w:rPr>
+          <w:rFonts w:ascii="Times New Roman" w:hAnsi="Times New Roman"/>
+          <w:sz w:val="24"/>
+        </w:rPr>
+        <w:t xml:space="preserve"> Repetição for</w:t>
       </w:r>
       <w:r>
         <w:rPr>
@@ -1409,7 +1446,7 @@
           <w:rFonts w:ascii="Times New Roman" w:hAnsi="Times New Roman"/>
           <w:sz w:val="24"/>
         </w:rPr>
-        <w:t>x</w:t>
+        <w:t>X</w:t>
       </w:r>
       <w:r>
         <w:rPr>
@@ -1447,7 +1484,7 @@
           <w:rFonts w:ascii="Times New Roman" w:hAnsi="Times New Roman"/>
           <w:sz w:val="24"/>
         </w:rPr>
-        <w:t>x</w:t>
+        <w:t>X</w:t>
       </w:r>
       <w:r>
         <w:rPr>
@@ -1478,7 +1515,21 @@
           <w:sz w:val="24"/>
         </w:rPr>
         <w:tab/>
-        <w:t xml:space="preserve">() – Fazendo o prático junto, caso tenha;  </w:t>
+        <w:t>(</w:t>
+      </w:r>
+      <w:r>
+        <w:rPr>
+          <w:rFonts w:ascii="Times New Roman" w:hAnsi="Times New Roman"/>
+          <w:sz w:val="24"/>
+        </w:rPr>
+        <w:t>X</w:t>
+      </w:r>
+      <w:r>
+        <w:rPr>
+          <w:rFonts w:ascii="Times New Roman" w:hAnsi="Times New Roman"/>
+          <w:sz w:val="24"/>
+        </w:rPr>
+        <w:t xml:space="preserve">) – Fazendo o prático junto, caso tenha;  </w:t>
       </w:r>
     </w:p>
     <w:p>
